--- a/DOC/Exemplos_Python.docx
+++ b/DOC/Exemplos_Python.docx
@@ -3924,7 +3924,7 @@
                 <w:bCs/>
                 <w:u w:val="single"/>
               </w:rPr>
-              <w:t>9</w:t>
+              <w:t>10</w:t>
             </w:r>
             <w:r>
               <w:rPr>
@@ -4150,7 +4150,7 @@
                 <w:bCs/>
                 <w:u w:val="single"/>
               </w:rPr>
-              <w:t>0</w:t>
+              <w:t>1</w:t>
             </w:r>
             <w:r>
               <w:rPr>
@@ -5214,7 +5214,15 @@
                 <w:bCs/>
                 <w:u w:val="single"/>
               </w:rPr>
-              <w:t>11</w:t>
+              <w:t>1</w:t>
+            </w:r>
+            <w:r>
+              <w:rPr>
+                <w:b/>
+                <w:bCs/>
+                <w:u w:val="single"/>
+              </w:rPr>
+              <w:t>2</w:t>
             </w:r>
             <w:r>
               <w:rPr>
@@ -5465,7 +5473,7 @@
                 <w:bCs/>
                 <w:u w:val="single"/>
               </w:rPr>
-              <w:t>2</w:t>
+              <w:t>3</w:t>
             </w:r>
             <w:r>
               <w:rPr>
@@ -5687,7 +5695,7 @@
                 <w:bCs/>
                 <w:u w:val="single"/>
               </w:rPr>
-              <w:t>3</w:t>
+              <w:t>4</w:t>
             </w:r>
             <w:r>
               <w:rPr>
@@ -6011,7 +6019,7 @@
                 <w:bCs/>
                 <w:u w:val="single"/>
               </w:rPr>
-              <w:t>4</w:t>
+              <w:t>5</w:t>
             </w:r>
             <w:r>
               <w:rPr>
@@ -6315,7 +6323,7 @@
                 <w:bCs/>
                 <w:u w:val="single"/>
               </w:rPr>
-              <w:t>5</w:t>
+              <w:t>6</w:t>
             </w:r>
             <w:r>
               <w:rPr>

--- a/DOC/Exemplos_Python.docx
+++ b/DOC/Exemplos_Python.docx
@@ -4,6 +4,7 @@
   <w:body>
     <w:p>
       <w:pPr>
+        <w:shd w:val="clear" w:color="auto" w:fill="BFBFBF" w:themeFill="background1" w:themeFillShade="BF"/>
         <w:rPr>
           <w:b/>
           <w:bCs/>
@@ -6010,7 +6011,6 @@
                 <w:bCs/>
                 <w:u w:val="single"/>
               </w:rPr>
-              <w:lastRenderedPageBreak/>
               <w:t>1</w:t>
             </w:r>
             <w:r>
@@ -6175,6 +6175,7 @@
               <w:rPr>
                 <w:rFonts w:ascii="Courier New" w:hAnsi="Courier New" w:cs="Courier New"/>
               </w:rPr>
+              <w:lastRenderedPageBreak/>
               <w:t>    meu_Paciente["paciente"] = input("Nome do Paciente (FIM para encerrar):\n")</w:t>
             </w:r>
           </w:p>
@@ -6315,6 +6316,7 @@
                 <w:bCs/>
                 <w:u w:val="single"/>
               </w:rPr>
+              <w:lastRenderedPageBreak/>
               <w:t>1</w:t>
             </w:r>
             <w:r>
@@ -6548,6 +6550,8 @@
     </w:p>
     <w:p>
       <w:pPr>
+        <w:shd w:val="clear" w:color="auto" w:fill="BFBFBF" w:themeFill="background1" w:themeFillShade="BF"/>
+        <w:spacing w:after="0"/>
         <w:rPr>
           <w:b/>
           <w:bCs/>
@@ -6626,13 +6630,6 @@
                 <w:rFonts w:ascii="Courier New" w:hAnsi="Courier New" w:cs="Courier New"/>
               </w:rPr>
             </w:pPr>
-          </w:p>
-          <w:p>
-            <w:pPr>
-              <w:rPr>
-                <w:rFonts w:ascii="Courier New" w:hAnsi="Courier New" w:cs="Courier New"/>
-              </w:rPr>
-            </w:pPr>
             <w:r>
               <w:rPr>
                 <w:rFonts w:ascii="Courier New" w:hAnsi="Courier New" w:cs="Courier New"/>
@@ -7128,13 +7125,6 @@
                 <w:rFonts w:ascii="Courier New" w:hAnsi="Courier New" w:cs="Courier New"/>
               </w:rPr>
             </w:pPr>
-          </w:p>
-          <w:p>
-            <w:pPr>
-              <w:rPr>
-                <w:rFonts w:ascii="Courier New" w:hAnsi="Courier New" w:cs="Courier New"/>
-              </w:rPr>
-            </w:pPr>
             <w:r>
               <w:rPr>
                 <w:rFonts w:ascii="Courier New" w:hAnsi="Courier New" w:cs="Courier New"/>
@@ -7148,13 +7138,6 @@
                 <w:rFonts w:ascii="Courier New" w:hAnsi="Courier New" w:cs="Courier New"/>
               </w:rPr>
             </w:pPr>
-          </w:p>
-          <w:p>
-            <w:pPr>
-              <w:rPr>
-                <w:rFonts w:ascii="Courier New" w:hAnsi="Courier New" w:cs="Courier New"/>
-              </w:rPr>
-            </w:pPr>
             <w:r>
               <w:rPr>
                 <w:rFonts w:ascii="Courier New" w:hAnsi="Courier New" w:cs="Courier New"/>
@@ -7168,13 +7151,6 @@
                 <w:rFonts w:ascii="Courier New" w:hAnsi="Courier New" w:cs="Courier New"/>
               </w:rPr>
             </w:pPr>
-          </w:p>
-          <w:p>
-            <w:pPr>
-              <w:rPr>
-                <w:rFonts w:ascii="Courier New" w:hAnsi="Courier New" w:cs="Courier New"/>
-              </w:rPr>
-            </w:pPr>
             <w:r>
               <w:rPr>
                 <w:rFonts w:ascii="Courier New" w:hAnsi="Courier New" w:cs="Courier New"/>
@@ -7214,13 +7190,6 @@
                 <w:rFonts w:ascii="Courier New" w:hAnsi="Courier New" w:cs="Courier New"/>
               </w:rPr>
             </w:pPr>
-          </w:p>
-          <w:p>
-            <w:pPr>
-              <w:rPr>
-                <w:rFonts w:ascii="Courier New" w:hAnsi="Courier New" w:cs="Courier New"/>
-              </w:rPr>
-            </w:pPr>
             <w:r>
               <w:rPr>
                 <w:rFonts w:ascii="Courier New" w:hAnsi="Courier New" w:cs="Courier New"/>
@@ -7273,13 +7242,6 @@
               </w:rPr>
               <w:t>    pontos.append(p)</w:t>
             </w:r>
-          </w:p>
-          <w:p>
-            <w:pPr>
-              <w:rPr>
-                <w:rFonts w:ascii="Courier New" w:hAnsi="Courier New" w:cs="Courier New"/>
-              </w:rPr>
-            </w:pPr>
           </w:p>
           <w:p>
             <w:pPr>
@@ -7931,19 +7893,6 @@
               <w:rPr>
                 <w:rFonts w:ascii="Courier New" w:hAnsi="Courier New" w:cs="Courier New"/>
               </w:rPr>
-              <w:t xml:space="preserve">    </w:t>
-            </w:r>
-          </w:p>
-          <w:p>
-            <w:pPr>
-              <w:rPr>
-                <w:rFonts w:ascii="Courier New" w:hAnsi="Courier New" w:cs="Courier New"/>
-              </w:rPr>
-            </w:pPr>
-            <w:r>
-              <w:rPr>
-                <w:rFonts w:ascii="Courier New" w:hAnsi="Courier New" w:cs="Courier New"/>
-              </w:rPr>
               <w:t>    return(meses[self.mes])</w:t>
             </w:r>
           </w:p>
@@ -7982,7 +7931,6 @@
               <w:rPr>
                 <w:rFonts w:ascii="Courier New" w:hAnsi="Courier New" w:cs="Courier New"/>
               </w:rPr>
-              <w:lastRenderedPageBreak/>
               <w:t>    if (mostra</w:t>
             </w:r>
             <w:r>
@@ -8035,544 +7983,6 @@
                 <w:rFonts w:ascii="Courier New" w:hAnsi="Courier New" w:cs="Courier New"/>
               </w:rPr>
               <w:t>        result = f"{self.dia:02d}/{self.nomeDoMes()}/{self.ano}"</w:t>
-            </w:r>
-          </w:p>
-          <w:p>
-            <w:pPr>
-              <w:rPr>
-                <w:rFonts w:ascii="Courier New" w:hAnsi="Courier New" w:cs="Courier New"/>
-              </w:rPr>
-            </w:pPr>
-            <w:r>
-              <w:rPr>
-                <w:rFonts w:ascii="Courier New" w:hAnsi="Courier New" w:cs="Courier New"/>
-              </w:rPr>
-              <w:t xml:space="preserve">    </w:t>
-            </w:r>
-          </w:p>
-          <w:p>
-            <w:pPr>
-              <w:rPr>
-                <w:rFonts w:ascii="Courier New" w:hAnsi="Courier New" w:cs="Courier New"/>
-              </w:rPr>
-            </w:pPr>
-            <w:r>
-              <w:rPr>
-                <w:rFonts w:ascii="Courier New" w:hAnsi="Courier New" w:cs="Courier New"/>
-              </w:rPr>
-              <w:t>    return(result)</w:t>
-            </w:r>
-          </w:p>
-        </w:tc>
-      </w:tr>
-      <w:tr>
-        <w:tc>
-          <w:tcPr>
-            <w:tcW w:w="9016" w:type="dxa"/>
-          </w:tcPr>
-          <w:p>
-            <w:r>
-              <w:rPr>
-                <w:b/>
-                <w:bCs/>
-                <w:u w:val="single"/>
-              </w:rPr>
-              <w:lastRenderedPageBreak/>
-              <w:t>Usando_Data.py</w:t>
-            </w:r>
-            <w:r>
-              <w:t>:</w:t>
-            </w:r>
-            <w:r>
-              <w:t xml:space="preserve"> Usando a classe “Data”</w:t>
-            </w:r>
-          </w:p>
-          <w:p>
-            <w:pPr>
-              <w:rPr>
-                <w:rFonts w:ascii="Courier New" w:hAnsi="Courier New" w:cs="Courier New"/>
-              </w:rPr>
-            </w:pPr>
-            <w:r>
-              <w:rPr>
-                <w:rFonts w:ascii="Courier New" w:hAnsi="Courier New" w:cs="Courier New"/>
-              </w:rPr>
-              <w:t>from Data import Data</w:t>
-            </w:r>
-          </w:p>
-          <w:p>
-            <w:pPr>
-              <w:rPr>
-                <w:rFonts w:ascii="Courier New" w:hAnsi="Courier New" w:cs="Courier New"/>
-              </w:rPr>
-            </w:pPr>
-          </w:p>
-          <w:p>
-            <w:pPr>
-              <w:rPr>
-                <w:rFonts w:ascii="Courier New" w:hAnsi="Courier New" w:cs="Courier New"/>
-              </w:rPr>
-            </w:pPr>
-            <w:r>
-              <w:rPr>
-                <w:rFonts w:ascii="Courier New" w:hAnsi="Courier New" w:cs="Courier New"/>
-              </w:rPr>
-              <w:t>a = Data(False, 30, 11, 1965)</w:t>
-            </w:r>
-          </w:p>
-          <w:p>
-            <w:pPr>
-              <w:rPr>
-                <w:rFonts w:ascii="Courier New" w:hAnsi="Courier New" w:cs="Courier New"/>
-              </w:rPr>
-            </w:pPr>
-            <w:r>
-              <w:rPr>
-                <w:rFonts w:ascii="Courier New" w:hAnsi="Courier New" w:cs="Courier New"/>
-              </w:rPr>
-              <w:t>b = Data(False, 3, 1, 1984)</w:t>
-            </w:r>
-          </w:p>
-          <w:p>
-            <w:pPr>
-              <w:rPr>
-                <w:rFonts w:ascii="Courier New" w:hAnsi="Courier New" w:cs="Courier New"/>
-              </w:rPr>
-            </w:pPr>
-            <w:r>
-              <w:rPr>
-                <w:rFonts w:ascii="Courier New" w:hAnsi="Courier New" w:cs="Courier New"/>
-              </w:rPr>
-              <w:t>c = Data()</w:t>
-            </w:r>
-          </w:p>
-          <w:p>
-            <w:pPr>
-              <w:rPr>
-                <w:rFonts w:ascii="Courier New" w:hAnsi="Courier New" w:cs="Courier New"/>
-              </w:rPr>
-            </w:pPr>
-            <w:r>
-              <w:rPr>
-                <w:rFonts w:ascii="Courier New" w:hAnsi="Courier New" w:cs="Courier New"/>
-              </w:rPr>
-              <w:t xml:space="preserve">    </w:t>
-            </w:r>
-          </w:p>
-          <w:p>
-            <w:pPr>
-              <w:rPr>
-                <w:rFonts w:ascii="Courier New" w:hAnsi="Courier New" w:cs="Courier New"/>
-              </w:rPr>
-            </w:pPr>
-            <w:r>
-              <w:rPr>
-                <w:rFonts w:ascii="Courier New" w:hAnsi="Courier New" w:cs="Courier New"/>
-              </w:rPr>
-              <w:t>print(a.toString(False))</w:t>
-            </w:r>
-          </w:p>
-          <w:p>
-            <w:pPr>
-              <w:rPr>
-                <w:rFonts w:ascii="Courier New" w:hAnsi="Courier New" w:cs="Courier New"/>
-              </w:rPr>
-            </w:pPr>
-            <w:r>
-              <w:rPr>
-                <w:rFonts w:ascii="Courier New" w:hAnsi="Courier New" w:cs="Courier New"/>
-              </w:rPr>
-              <w:t>print(b.toString(True))</w:t>
-            </w:r>
-          </w:p>
-          <w:p>
-            <w:pPr>
-              <w:rPr>
-                <w:rFonts w:ascii="Courier New" w:hAnsi="Courier New" w:cs="Courier New"/>
-              </w:rPr>
-            </w:pPr>
-            <w:r>
-              <w:rPr>
-                <w:rFonts w:ascii="Courier New" w:hAnsi="Courier New" w:cs="Courier New"/>
-              </w:rPr>
-              <w:t>print(c.toString(False))</w:t>
-            </w:r>
-          </w:p>
-        </w:tc>
-      </w:tr>
-      <w:tr>
-        <w:tc>
-          <w:tcPr>
-            <w:tcW w:w="9016" w:type="dxa"/>
-          </w:tcPr>
-          <w:p>
-            <w:r>
-              <w:rPr>
-                <w:b/>
-                <w:bCs/>
-                <w:u w:val="single"/>
-              </w:rPr>
-              <w:t>Pessoa.py</w:t>
-            </w:r>
-            <w:r>
-              <w:t>:</w:t>
-            </w:r>
-            <w:r>
-              <w:t xml:space="preserve"> Classe “Pessoa” com os atributos nome, sexo e data de nascimento</w:t>
-            </w:r>
-          </w:p>
-          <w:p>
-            <w:pPr>
-              <w:rPr>
-                <w:rFonts w:ascii="Courier New" w:hAnsi="Courier New" w:cs="Courier New"/>
-              </w:rPr>
-            </w:pPr>
-            <w:r>
-              <w:rPr>
-                <w:rFonts w:ascii="Courier New" w:hAnsi="Courier New" w:cs="Courier New"/>
-              </w:rPr>
-              <w:t>from Data import Data</w:t>
-            </w:r>
-          </w:p>
-          <w:p>
-            <w:pPr>
-              <w:rPr>
-                <w:rFonts w:ascii="Courier New" w:hAnsi="Courier New" w:cs="Courier New"/>
-              </w:rPr>
-            </w:pPr>
-          </w:p>
-          <w:p>
-            <w:pPr>
-              <w:rPr>
-                <w:rFonts w:ascii="Courier New" w:hAnsi="Courier New" w:cs="Courier New"/>
-              </w:rPr>
-            </w:pPr>
-            <w:r>
-              <w:rPr>
-                <w:rFonts w:ascii="Courier New" w:hAnsi="Courier New" w:cs="Courier New"/>
-              </w:rPr>
-              <w:t>class Pessoa:</w:t>
-            </w:r>
-          </w:p>
-          <w:p>
-            <w:pPr>
-              <w:rPr>
-                <w:rFonts w:ascii="Courier New" w:hAnsi="Courier New" w:cs="Courier New"/>
-              </w:rPr>
-            </w:pPr>
-            <w:r>
-              <w:rPr>
-                <w:rFonts w:ascii="Courier New" w:hAnsi="Courier New" w:cs="Courier New"/>
-              </w:rPr>
-              <w:t>  def __init__(self, nome, sexo, dtNasc):</w:t>
-            </w:r>
-          </w:p>
-          <w:p>
-            <w:pPr>
-              <w:rPr>
-                <w:rFonts w:ascii="Courier New" w:hAnsi="Courier New" w:cs="Courier New"/>
-              </w:rPr>
-            </w:pPr>
-            <w:r>
-              <w:rPr>
-                <w:rFonts w:ascii="Courier New" w:hAnsi="Courier New" w:cs="Courier New"/>
-              </w:rPr>
-              <w:t>    self.nome = nome</w:t>
-            </w:r>
-          </w:p>
-          <w:p>
-            <w:pPr>
-              <w:rPr>
-                <w:rFonts w:ascii="Courier New" w:hAnsi="Courier New" w:cs="Courier New"/>
-              </w:rPr>
-            </w:pPr>
-            <w:r>
-              <w:rPr>
-                <w:rFonts w:ascii="Courier New" w:hAnsi="Courier New" w:cs="Courier New"/>
-              </w:rPr>
-              <w:t>    self.sexo = sexo</w:t>
-            </w:r>
-          </w:p>
-          <w:p>
-            <w:pPr>
-              <w:rPr>
-                <w:rFonts w:ascii="Courier New" w:hAnsi="Courier New" w:cs="Courier New"/>
-              </w:rPr>
-            </w:pPr>
-            <w:r>
-              <w:rPr>
-                <w:rFonts w:ascii="Courier New" w:hAnsi="Courier New" w:cs="Courier New"/>
-              </w:rPr>
-              <w:t>    self.dtNasc = dtNasc</w:t>
-            </w:r>
-          </w:p>
-          <w:p>
-            <w:pPr>
-              <w:rPr>
-                <w:rFonts w:ascii="Courier New" w:hAnsi="Courier New" w:cs="Courier New"/>
-              </w:rPr>
-            </w:pPr>
-          </w:p>
-          <w:p>
-            <w:pPr>
-              <w:rPr>
-                <w:rFonts w:ascii="Courier New" w:hAnsi="Courier New" w:cs="Courier New"/>
-              </w:rPr>
-            </w:pPr>
-            <w:r>
-              <w:rPr>
-                <w:rFonts w:ascii="Courier New" w:hAnsi="Courier New" w:cs="Courier New"/>
-              </w:rPr>
-              <w:t>  def getNome(self):</w:t>
-            </w:r>
-          </w:p>
-          <w:p>
-            <w:pPr>
-              <w:rPr>
-                <w:rFonts w:ascii="Courier New" w:hAnsi="Courier New" w:cs="Courier New"/>
-              </w:rPr>
-            </w:pPr>
-            <w:r>
-              <w:rPr>
-                <w:rFonts w:ascii="Courier New" w:hAnsi="Courier New" w:cs="Courier New"/>
-              </w:rPr>
-              <w:t>    return self.nome</w:t>
-            </w:r>
-          </w:p>
-          <w:p>
-            <w:pPr>
-              <w:rPr>
-                <w:rFonts w:ascii="Courier New" w:hAnsi="Courier New" w:cs="Courier New"/>
-              </w:rPr>
-            </w:pPr>
-          </w:p>
-          <w:p>
-            <w:pPr>
-              <w:rPr>
-                <w:rFonts w:ascii="Courier New" w:hAnsi="Courier New" w:cs="Courier New"/>
-              </w:rPr>
-            </w:pPr>
-            <w:r>
-              <w:rPr>
-                <w:rFonts w:ascii="Courier New" w:hAnsi="Courier New" w:cs="Courier New"/>
-              </w:rPr>
-              <w:t>  def setNome(self, nome):</w:t>
-            </w:r>
-          </w:p>
-          <w:p>
-            <w:pPr>
-              <w:rPr>
-                <w:rFonts w:ascii="Courier New" w:hAnsi="Courier New" w:cs="Courier New"/>
-              </w:rPr>
-            </w:pPr>
-            <w:r>
-              <w:rPr>
-                <w:rFonts w:ascii="Courier New" w:hAnsi="Courier New" w:cs="Courier New"/>
-              </w:rPr>
-              <w:t>    self.nome = nome</w:t>
-            </w:r>
-          </w:p>
-          <w:p>
-            <w:pPr>
-              <w:rPr>
-                <w:rFonts w:ascii="Courier New" w:hAnsi="Courier New" w:cs="Courier New"/>
-              </w:rPr>
-            </w:pPr>
-          </w:p>
-          <w:p>
-            <w:pPr>
-              <w:rPr>
-                <w:rFonts w:ascii="Courier New" w:hAnsi="Courier New" w:cs="Courier New"/>
-              </w:rPr>
-            </w:pPr>
-            <w:r>
-              <w:rPr>
-                <w:rFonts w:ascii="Courier New" w:hAnsi="Courier New" w:cs="Courier New"/>
-              </w:rPr>
-              <w:t>  def getSexo(self):</w:t>
-            </w:r>
-          </w:p>
-          <w:p>
-            <w:pPr>
-              <w:rPr>
-                <w:rFonts w:ascii="Courier New" w:hAnsi="Courier New" w:cs="Courier New"/>
-              </w:rPr>
-            </w:pPr>
-            <w:r>
-              <w:rPr>
-                <w:rFonts w:ascii="Courier New" w:hAnsi="Courier New" w:cs="Courier New"/>
-              </w:rPr>
-              <w:t>    return self.sexo</w:t>
-            </w:r>
-          </w:p>
-          <w:p>
-            <w:pPr>
-              <w:rPr>
-                <w:rFonts w:ascii="Courier New" w:hAnsi="Courier New" w:cs="Courier New"/>
-              </w:rPr>
-            </w:pPr>
-          </w:p>
-          <w:p>
-            <w:pPr>
-              <w:rPr>
-                <w:rFonts w:ascii="Courier New" w:hAnsi="Courier New" w:cs="Courier New"/>
-              </w:rPr>
-            </w:pPr>
-            <w:r>
-              <w:rPr>
-                <w:rFonts w:ascii="Courier New" w:hAnsi="Courier New" w:cs="Courier New"/>
-              </w:rPr>
-              <w:t>  def setSexo(self, sexo):</w:t>
-            </w:r>
-          </w:p>
-          <w:p>
-            <w:pPr>
-              <w:rPr>
-                <w:rFonts w:ascii="Courier New" w:hAnsi="Courier New" w:cs="Courier New"/>
-              </w:rPr>
-            </w:pPr>
-            <w:r>
-              <w:rPr>
-                <w:rFonts w:ascii="Courier New" w:hAnsi="Courier New" w:cs="Courier New"/>
-              </w:rPr>
-              <w:t>    self.sexo = sexo</w:t>
-            </w:r>
-          </w:p>
-          <w:p>
-            <w:pPr>
-              <w:rPr>
-                <w:rFonts w:ascii="Courier New" w:hAnsi="Courier New" w:cs="Courier New"/>
-              </w:rPr>
-            </w:pPr>
-          </w:p>
-          <w:p>
-            <w:pPr>
-              <w:rPr>
-                <w:rFonts w:ascii="Courier New" w:hAnsi="Courier New" w:cs="Courier New"/>
-              </w:rPr>
-            </w:pPr>
-            <w:r>
-              <w:rPr>
-                <w:rFonts w:ascii="Courier New" w:hAnsi="Courier New" w:cs="Courier New"/>
-              </w:rPr>
-              <w:t>  def getDtNasc(self):</w:t>
-            </w:r>
-          </w:p>
-          <w:p>
-            <w:pPr>
-              <w:rPr>
-                <w:rFonts w:ascii="Courier New" w:hAnsi="Courier New" w:cs="Courier New"/>
-              </w:rPr>
-            </w:pPr>
-            <w:r>
-              <w:rPr>
-                <w:rFonts w:ascii="Courier New" w:hAnsi="Courier New" w:cs="Courier New"/>
-              </w:rPr>
-              <w:t>    return self.dtNasc</w:t>
-            </w:r>
-          </w:p>
-          <w:p>
-            <w:pPr>
-              <w:rPr>
-                <w:rFonts w:ascii="Courier New" w:hAnsi="Courier New" w:cs="Courier New"/>
-              </w:rPr>
-            </w:pPr>
-          </w:p>
-          <w:p>
-            <w:pPr>
-              <w:rPr>
-                <w:rFonts w:ascii="Courier New" w:hAnsi="Courier New" w:cs="Courier New"/>
-              </w:rPr>
-            </w:pPr>
-            <w:r>
-              <w:rPr>
-                <w:rFonts w:ascii="Courier New" w:hAnsi="Courier New" w:cs="Courier New"/>
-              </w:rPr>
-              <w:t>  def setDtNasc(self, dtNasc):</w:t>
-            </w:r>
-          </w:p>
-          <w:p>
-            <w:pPr>
-              <w:rPr>
-                <w:rFonts w:ascii="Courier New" w:hAnsi="Courier New" w:cs="Courier New"/>
-              </w:rPr>
-            </w:pPr>
-            <w:r>
-              <w:rPr>
-                <w:rFonts w:ascii="Courier New" w:hAnsi="Courier New" w:cs="Courier New"/>
-              </w:rPr>
-              <w:t>    self.dtNasc = dtNasc</w:t>
-            </w:r>
-          </w:p>
-          <w:p>
-            <w:pPr>
-              <w:rPr>
-                <w:rFonts w:ascii="Courier New" w:hAnsi="Courier New" w:cs="Courier New"/>
-              </w:rPr>
-            </w:pPr>
-          </w:p>
-          <w:p>
-            <w:pPr>
-              <w:rPr>
-                <w:rFonts w:ascii="Courier New" w:hAnsi="Courier New" w:cs="Courier New"/>
-              </w:rPr>
-            </w:pPr>
-            <w:r>
-              <w:rPr>
-                <w:rFonts w:ascii="Courier New" w:hAnsi="Courier New" w:cs="Courier New"/>
-              </w:rPr>
-              <w:t xml:space="preserve">  def </w:t>
-            </w:r>
-            <w:r>
-              <w:rPr>
-                <w:rFonts w:ascii="Courier New" w:hAnsi="Courier New" w:cs="Courier New"/>
-              </w:rPr>
-              <w:t>__str__</w:t>
-            </w:r>
-            <w:r>
-              <w:rPr>
-                <w:rFonts w:ascii="Courier New" w:hAnsi="Courier New" w:cs="Courier New"/>
-              </w:rPr>
-              <w:t xml:space="preserve">(self):   </w:t>
-            </w:r>
-          </w:p>
-          <w:p>
-            <w:pPr>
-              <w:rPr>
-                <w:rFonts w:ascii="Courier New" w:hAnsi="Courier New" w:cs="Courier New"/>
-              </w:rPr>
-            </w:pPr>
-            <w:r>
-              <w:rPr>
-                <w:rFonts w:ascii="Courier New" w:hAnsi="Courier New" w:cs="Courier New"/>
-              </w:rPr>
-              <w:t>    result = f"Nome......: {self.nome}\n" + \</w:t>
-            </w:r>
-          </w:p>
-          <w:p>
-            <w:pPr>
-              <w:rPr>
-                <w:rFonts w:ascii="Courier New" w:hAnsi="Courier New" w:cs="Courier New"/>
-              </w:rPr>
-            </w:pPr>
-            <w:r>
-              <w:rPr>
-                <w:rFonts w:ascii="Courier New" w:hAnsi="Courier New" w:cs="Courier New"/>
-              </w:rPr>
-              <w:t>             f"Sexo......: {self.sexo}\n" + \</w:t>
-            </w:r>
-          </w:p>
-          <w:p>
-            <w:pPr>
-              <w:rPr>
-                <w:rFonts w:ascii="Courier New" w:hAnsi="Courier New" w:cs="Courier New"/>
-              </w:rPr>
-            </w:pPr>
-            <w:r>
-              <w:rPr>
-                <w:rFonts w:ascii="Courier New" w:hAnsi="Courier New" w:cs="Courier New"/>
-              </w:rPr>
-              <w:t>             f"Nascimento: {self.dtNasc.toString(True)}\n"</w:t>
             </w:r>
           </w:p>
           <w:p>
@@ -8631,26 +8041,13 @@
                 <w:u w:val="single"/>
               </w:rPr>
               <w:lastRenderedPageBreak/>
-              <w:t>Usando_Pessoa.py</w:t>
+              <w:t>Usando_Data.py</w:t>
             </w:r>
             <w:r>
               <w:t>:</w:t>
             </w:r>
             <w:r>
-              <w:t xml:space="preserve"> Usando a classe “Pessoa”</w:t>
-            </w:r>
-          </w:p>
-          <w:p>
-            <w:pPr>
-              <w:rPr>
-                <w:rFonts w:ascii="Courier New" w:hAnsi="Courier New" w:cs="Courier New"/>
-              </w:rPr>
-            </w:pPr>
-            <w:r>
-              <w:rPr>
-                <w:rFonts w:ascii="Courier New" w:hAnsi="Courier New" w:cs="Courier New"/>
-              </w:rPr>
-              <w:t>from Pessoa import Pessoa</w:t>
+              <w:t xml:space="preserve"> Usando a classe “Data”</w:t>
             </w:r>
           </w:p>
           <w:p>
@@ -8683,20 +8080,85 @@
               <w:rPr>
                 <w:rFonts w:ascii="Courier New" w:hAnsi="Courier New" w:cs="Courier New"/>
               </w:rPr>
-              <w:t>a = Pessoa("Omero Francisco Bertol", 'M', Data(False, 30, 11, 1965))</w:t>
-            </w:r>
-          </w:p>
-          <w:p>
-            <w:pPr>
-              <w:rPr>
-                <w:rFonts w:ascii="Courier New" w:hAnsi="Courier New" w:cs="Courier New"/>
-              </w:rPr>
-            </w:pPr>
-            <w:r>
-              <w:rPr>
-                <w:rFonts w:ascii="Courier New" w:hAnsi="Courier New" w:cs="Courier New"/>
-              </w:rPr>
-              <w:t>print(a)</w:t>
+              <w:t>a = Data(False, 30, 11, 1965)</w:t>
+            </w:r>
+          </w:p>
+          <w:p>
+            <w:pPr>
+              <w:rPr>
+                <w:rFonts w:ascii="Courier New" w:hAnsi="Courier New" w:cs="Courier New"/>
+              </w:rPr>
+            </w:pPr>
+            <w:r>
+              <w:rPr>
+                <w:rFonts w:ascii="Courier New" w:hAnsi="Courier New" w:cs="Courier New"/>
+              </w:rPr>
+              <w:t>b = Data(False, 3, 1, 1984)</w:t>
+            </w:r>
+          </w:p>
+          <w:p>
+            <w:pPr>
+              <w:rPr>
+                <w:rFonts w:ascii="Courier New" w:hAnsi="Courier New" w:cs="Courier New"/>
+              </w:rPr>
+            </w:pPr>
+            <w:r>
+              <w:rPr>
+                <w:rFonts w:ascii="Courier New" w:hAnsi="Courier New" w:cs="Courier New"/>
+              </w:rPr>
+              <w:t>c = Data()</w:t>
+            </w:r>
+          </w:p>
+          <w:p>
+            <w:pPr>
+              <w:rPr>
+                <w:rFonts w:ascii="Courier New" w:hAnsi="Courier New" w:cs="Courier New"/>
+              </w:rPr>
+            </w:pPr>
+            <w:r>
+              <w:rPr>
+                <w:rFonts w:ascii="Courier New" w:hAnsi="Courier New" w:cs="Courier New"/>
+              </w:rPr>
+              <w:t xml:space="preserve">    </w:t>
+            </w:r>
+          </w:p>
+          <w:p>
+            <w:pPr>
+              <w:rPr>
+                <w:rFonts w:ascii="Courier New" w:hAnsi="Courier New" w:cs="Courier New"/>
+              </w:rPr>
+            </w:pPr>
+            <w:r>
+              <w:rPr>
+                <w:rFonts w:ascii="Courier New" w:hAnsi="Courier New" w:cs="Courier New"/>
+              </w:rPr>
+              <w:t>print(a.toString(False))</w:t>
+            </w:r>
+          </w:p>
+          <w:p>
+            <w:pPr>
+              <w:rPr>
+                <w:rFonts w:ascii="Courier New" w:hAnsi="Courier New" w:cs="Courier New"/>
+              </w:rPr>
+            </w:pPr>
+            <w:r>
+              <w:rPr>
+                <w:rFonts w:ascii="Courier New" w:hAnsi="Courier New" w:cs="Courier New"/>
+              </w:rPr>
+              <w:t>print(b.toString(True))</w:t>
+            </w:r>
+          </w:p>
+          <w:p>
+            <w:pPr>
+              <w:rPr>
+                <w:rFonts w:ascii="Courier New" w:hAnsi="Courier New" w:cs="Courier New"/>
+              </w:rPr>
+            </w:pPr>
+            <w:r>
+              <w:rPr>
+                <w:rFonts w:ascii="Courier New" w:hAnsi="Courier New" w:cs="Courier New"/>
+              </w:rPr>
+              <w:t>print(c.toString(False))</w:t>
             </w:r>
           </w:p>
         </w:tc>
@@ -8713,6 +8175,507 @@
                 <w:bCs/>
                 <w:u w:val="single"/>
               </w:rPr>
+              <w:t>Pessoa.py</w:t>
+            </w:r>
+            <w:r>
+              <w:t>:</w:t>
+            </w:r>
+            <w:r>
+              <w:t xml:space="preserve"> Classe “Pessoa” com os atributos nome, sexo e data de nascimento</w:t>
+            </w:r>
+          </w:p>
+          <w:p>
+            <w:pPr>
+              <w:rPr>
+                <w:rFonts w:ascii="Courier New" w:hAnsi="Courier New" w:cs="Courier New"/>
+              </w:rPr>
+            </w:pPr>
+            <w:r>
+              <w:rPr>
+                <w:rFonts w:ascii="Courier New" w:hAnsi="Courier New" w:cs="Courier New"/>
+              </w:rPr>
+              <w:t>from Data import Data</w:t>
+            </w:r>
+          </w:p>
+          <w:p>
+            <w:pPr>
+              <w:rPr>
+                <w:rFonts w:ascii="Courier New" w:hAnsi="Courier New" w:cs="Courier New"/>
+              </w:rPr>
+            </w:pPr>
+          </w:p>
+          <w:p>
+            <w:pPr>
+              <w:rPr>
+                <w:rFonts w:ascii="Courier New" w:hAnsi="Courier New" w:cs="Courier New"/>
+              </w:rPr>
+            </w:pPr>
+            <w:r>
+              <w:rPr>
+                <w:rFonts w:ascii="Courier New" w:hAnsi="Courier New" w:cs="Courier New"/>
+              </w:rPr>
+              <w:t>class Pessoa:</w:t>
+            </w:r>
+          </w:p>
+          <w:p>
+            <w:pPr>
+              <w:rPr>
+                <w:rFonts w:ascii="Courier New" w:hAnsi="Courier New" w:cs="Courier New"/>
+              </w:rPr>
+            </w:pPr>
+            <w:r>
+              <w:rPr>
+                <w:rFonts w:ascii="Courier New" w:hAnsi="Courier New" w:cs="Courier New"/>
+              </w:rPr>
+              <w:t>  def __init__(self, nome, sexo, dtNasc):</w:t>
+            </w:r>
+          </w:p>
+          <w:p>
+            <w:pPr>
+              <w:rPr>
+                <w:rFonts w:ascii="Courier New" w:hAnsi="Courier New" w:cs="Courier New"/>
+              </w:rPr>
+            </w:pPr>
+            <w:r>
+              <w:rPr>
+                <w:rFonts w:ascii="Courier New" w:hAnsi="Courier New" w:cs="Courier New"/>
+              </w:rPr>
+              <w:t>    self.nome = nome</w:t>
+            </w:r>
+          </w:p>
+          <w:p>
+            <w:pPr>
+              <w:rPr>
+                <w:rFonts w:ascii="Courier New" w:hAnsi="Courier New" w:cs="Courier New"/>
+              </w:rPr>
+            </w:pPr>
+            <w:r>
+              <w:rPr>
+                <w:rFonts w:ascii="Courier New" w:hAnsi="Courier New" w:cs="Courier New"/>
+              </w:rPr>
+              <w:t>    self.sexo = sexo</w:t>
+            </w:r>
+          </w:p>
+          <w:p>
+            <w:pPr>
+              <w:rPr>
+                <w:rFonts w:ascii="Courier New" w:hAnsi="Courier New" w:cs="Courier New"/>
+              </w:rPr>
+            </w:pPr>
+            <w:r>
+              <w:rPr>
+                <w:rFonts w:ascii="Courier New" w:hAnsi="Courier New" w:cs="Courier New"/>
+              </w:rPr>
+              <w:t>    self.dtNasc = dtNasc</w:t>
+            </w:r>
+          </w:p>
+          <w:p>
+            <w:pPr>
+              <w:rPr>
+                <w:rFonts w:ascii="Courier New" w:hAnsi="Courier New" w:cs="Courier New"/>
+              </w:rPr>
+            </w:pPr>
+          </w:p>
+          <w:p>
+            <w:pPr>
+              <w:rPr>
+                <w:rFonts w:ascii="Courier New" w:hAnsi="Courier New" w:cs="Courier New"/>
+              </w:rPr>
+            </w:pPr>
+            <w:r>
+              <w:rPr>
+                <w:rFonts w:ascii="Courier New" w:hAnsi="Courier New" w:cs="Courier New"/>
+              </w:rPr>
+              <w:t>  def getNome(self):</w:t>
+            </w:r>
+          </w:p>
+          <w:p>
+            <w:pPr>
+              <w:rPr>
+                <w:rFonts w:ascii="Courier New" w:hAnsi="Courier New" w:cs="Courier New"/>
+              </w:rPr>
+            </w:pPr>
+            <w:r>
+              <w:rPr>
+                <w:rFonts w:ascii="Courier New" w:hAnsi="Courier New" w:cs="Courier New"/>
+              </w:rPr>
+              <w:t>    return self.nome</w:t>
+            </w:r>
+          </w:p>
+          <w:p>
+            <w:pPr>
+              <w:rPr>
+                <w:rFonts w:ascii="Courier New" w:hAnsi="Courier New" w:cs="Courier New"/>
+              </w:rPr>
+            </w:pPr>
+          </w:p>
+          <w:p>
+            <w:pPr>
+              <w:rPr>
+                <w:rFonts w:ascii="Courier New" w:hAnsi="Courier New" w:cs="Courier New"/>
+              </w:rPr>
+            </w:pPr>
+            <w:r>
+              <w:rPr>
+                <w:rFonts w:ascii="Courier New" w:hAnsi="Courier New" w:cs="Courier New"/>
+              </w:rPr>
+              <w:t>  def setNome(self, nome):</w:t>
+            </w:r>
+          </w:p>
+          <w:p>
+            <w:pPr>
+              <w:rPr>
+                <w:rFonts w:ascii="Courier New" w:hAnsi="Courier New" w:cs="Courier New"/>
+              </w:rPr>
+            </w:pPr>
+            <w:r>
+              <w:rPr>
+                <w:rFonts w:ascii="Courier New" w:hAnsi="Courier New" w:cs="Courier New"/>
+              </w:rPr>
+              <w:t>    self.nome = nome</w:t>
+            </w:r>
+          </w:p>
+          <w:p>
+            <w:pPr>
+              <w:rPr>
+                <w:rFonts w:ascii="Courier New" w:hAnsi="Courier New" w:cs="Courier New"/>
+              </w:rPr>
+            </w:pPr>
+          </w:p>
+          <w:p>
+            <w:pPr>
+              <w:rPr>
+                <w:rFonts w:ascii="Courier New" w:hAnsi="Courier New" w:cs="Courier New"/>
+              </w:rPr>
+            </w:pPr>
+            <w:r>
+              <w:rPr>
+                <w:rFonts w:ascii="Courier New" w:hAnsi="Courier New" w:cs="Courier New"/>
+              </w:rPr>
+              <w:t>  def getSexo(self):</w:t>
+            </w:r>
+          </w:p>
+          <w:p>
+            <w:pPr>
+              <w:rPr>
+                <w:rFonts w:ascii="Courier New" w:hAnsi="Courier New" w:cs="Courier New"/>
+              </w:rPr>
+            </w:pPr>
+            <w:r>
+              <w:rPr>
+                <w:rFonts w:ascii="Courier New" w:hAnsi="Courier New" w:cs="Courier New"/>
+              </w:rPr>
+              <w:t>    return self.sexo</w:t>
+            </w:r>
+          </w:p>
+          <w:p>
+            <w:pPr>
+              <w:rPr>
+                <w:rFonts w:ascii="Courier New" w:hAnsi="Courier New" w:cs="Courier New"/>
+              </w:rPr>
+            </w:pPr>
+          </w:p>
+          <w:p>
+            <w:pPr>
+              <w:rPr>
+                <w:rFonts w:ascii="Courier New" w:hAnsi="Courier New" w:cs="Courier New"/>
+              </w:rPr>
+            </w:pPr>
+            <w:r>
+              <w:rPr>
+                <w:rFonts w:ascii="Courier New" w:hAnsi="Courier New" w:cs="Courier New"/>
+              </w:rPr>
+              <w:t>  def setSexo(self, sexo):</w:t>
+            </w:r>
+          </w:p>
+          <w:p>
+            <w:pPr>
+              <w:rPr>
+                <w:rFonts w:ascii="Courier New" w:hAnsi="Courier New" w:cs="Courier New"/>
+              </w:rPr>
+            </w:pPr>
+            <w:r>
+              <w:rPr>
+                <w:rFonts w:ascii="Courier New" w:hAnsi="Courier New" w:cs="Courier New"/>
+              </w:rPr>
+              <w:t>    self.sexo = sexo</w:t>
+            </w:r>
+          </w:p>
+          <w:p>
+            <w:pPr>
+              <w:rPr>
+                <w:rFonts w:ascii="Courier New" w:hAnsi="Courier New" w:cs="Courier New"/>
+              </w:rPr>
+            </w:pPr>
+          </w:p>
+          <w:p>
+            <w:pPr>
+              <w:rPr>
+                <w:rFonts w:ascii="Courier New" w:hAnsi="Courier New" w:cs="Courier New"/>
+              </w:rPr>
+            </w:pPr>
+            <w:r>
+              <w:rPr>
+                <w:rFonts w:ascii="Courier New" w:hAnsi="Courier New" w:cs="Courier New"/>
+              </w:rPr>
+              <w:t>  def getDtNasc(self):</w:t>
+            </w:r>
+          </w:p>
+          <w:p>
+            <w:pPr>
+              <w:rPr>
+                <w:rFonts w:ascii="Courier New" w:hAnsi="Courier New" w:cs="Courier New"/>
+              </w:rPr>
+            </w:pPr>
+            <w:r>
+              <w:rPr>
+                <w:rFonts w:ascii="Courier New" w:hAnsi="Courier New" w:cs="Courier New"/>
+              </w:rPr>
+              <w:t>    return self.dtNasc</w:t>
+            </w:r>
+          </w:p>
+          <w:p>
+            <w:pPr>
+              <w:rPr>
+                <w:rFonts w:ascii="Courier New" w:hAnsi="Courier New" w:cs="Courier New"/>
+              </w:rPr>
+            </w:pPr>
+          </w:p>
+          <w:p>
+            <w:pPr>
+              <w:rPr>
+                <w:rFonts w:ascii="Courier New" w:hAnsi="Courier New" w:cs="Courier New"/>
+              </w:rPr>
+            </w:pPr>
+            <w:r>
+              <w:rPr>
+                <w:rFonts w:ascii="Courier New" w:hAnsi="Courier New" w:cs="Courier New"/>
+              </w:rPr>
+              <w:t>  def setDtNasc(self, dtNasc):</w:t>
+            </w:r>
+          </w:p>
+          <w:p>
+            <w:pPr>
+              <w:rPr>
+                <w:rFonts w:ascii="Courier New" w:hAnsi="Courier New" w:cs="Courier New"/>
+              </w:rPr>
+            </w:pPr>
+            <w:r>
+              <w:rPr>
+                <w:rFonts w:ascii="Courier New" w:hAnsi="Courier New" w:cs="Courier New"/>
+              </w:rPr>
+              <w:t>    self.dtNasc = dtNasc</w:t>
+            </w:r>
+          </w:p>
+          <w:p>
+            <w:pPr>
+              <w:rPr>
+                <w:rFonts w:ascii="Courier New" w:hAnsi="Courier New" w:cs="Courier New"/>
+              </w:rPr>
+            </w:pPr>
+          </w:p>
+          <w:p>
+            <w:pPr>
+              <w:rPr>
+                <w:rFonts w:ascii="Courier New" w:hAnsi="Courier New" w:cs="Courier New"/>
+              </w:rPr>
+            </w:pPr>
+            <w:r>
+              <w:rPr>
+                <w:rFonts w:ascii="Courier New" w:hAnsi="Courier New" w:cs="Courier New"/>
+              </w:rPr>
+              <w:t xml:space="preserve">  def </w:t>
+            </w:r>
+            <w:r>
+              <w:rPr>
+                <w:rFonts w:ascii="Courier New" w:hAnsi="Courier New" w:cs="Courier New"/>
+              </w:rPr>
+              <w:t>__str__</w:t>
+            </w:r>
+            <w:r>
+              <w:rPr>
+                <w:rFonts w:ascii="Courier New" w:hAnsi="Courier New" w:cs="Courier New"/>
+              </w:rPr>
+              <w:t xml:space="preserve">(self):   </w:t>
+            </w:r>
+          </w:p>
+          <w:p>
+            <w:pPr>
+              <w:rPr>
+                <w:rFonts w:ascii="Courier New" w:hAnsi="Courier New" w:cs="Courier New"/>
+              </w:rPr>
+            </w:pPr>
+            <w:r>
+              <w:rPr>
+                <w:rFonts w:ascii="Courier New" w:hAnsi="Courier New" w:cs="Courier New"/>
+              </w:rPr>
+              <w:t>    result = f"Nome......: {self.nome}\n" + \</w:t>
+            </w:r>
+          </w:p>
+          <w:p>
+            <w:pPr>
+              <w:rPr>
+                <w:rFonts w:ascii="Courier New" w:hAnsi="Courier New" w:cs="Courier New"/>
+              </w:rPr>
+            </w:pPr>
+            <w:r>
+              <w:rPr>
+                <w:rFonts w:ascii="Courier New" w:hAnsi="Courier New" w:cs="Courier New"/>
+              </w:rPr>
+              <w:t>             f"Sexo......: {self.sexo}\n" + \</w:t>
+            </w:r>
+          </w:p>
+          <w:p>
+            <w:pPr>
+              <w:rPr>
+                <w:rFonts w:ascii="Courier New" w:hAnsi="Courier New" w:cs="Courier New"/>
+              </w:rPr>
+            </w:pPr>
+            <w:r>
+              <w:rPr>
+                <w:rFonts w:ascii="Courier New" w:hAnsi="Courier New" w:cs="Courier New"/>
+              </w:rPr>
+              <w:t>             f"Nascimento: {self.dtNasc.toString(True)}\n"</w:t>
+            </w:r>
+          </w:p>
+          <w:p>
+            <w:pPr>
+              <w:rPr>
+                <w:rFonts w:ascii="Courier New" w:hAnsi="Courier New" w:cs="Courier New"/>
+              </w:rPr>
+            </w:pPr>
+            <w:r>
+              <w:rPr>
+                <w:rFonts w:ascii="Courier New" w:hAnsi="Courier New" w:cs="Courier New"/>
+              </w:rPr>
+              <w:t xml:space="preserve">    </w:t>
+            </w:r>
+          </w:p>
+          <w:p>
+            <w:pPr>
+              <w:rPr>
+                <w:rFonts w:ascii="Courier New" w:hAnsi="Courier New" w:cs="Courier New"/>
+              </w:rPr>
+            </w:pPr>
+            <w:r>
+              <w:rPr>
+                <w:rFonts w:ascii="Courier New" w:hAnsi="Courier New" w:cs="Courier New"/>
+              </w:rPr>
+              <w:t>    return(result)</w:t>
+            </w:r>
+          </w:p>
+        </w:tc>
+      </w:tr>
+      <w:tr>
+        <w:tc>
+          <w:tcPr>
+            <w:tcW w:w="9016" w:type="dxa"/>
+          </w:tcPr>
+          <w:p>
+            <w:r>
+              <w:rPr>
+                <w:b/>
+                <w:bCs/>
+                <w:u w:val="single"/>
+              </w:rPr>
+              <w:t>Usando_Pessoa.py</w:t>
+            </w:r>
+            <w:r>
+              <w:t>:</w:t>
+            </w:r>
+            <w:r>
+              <w:t xml:space="preserve"> Usando a classe “Pessoa”</w:t>
+            </w:r>
+          </w:p>
+          <w:p>
+            <w:pPr>
+              <w:rPr>
+                <w:rFonts w:ascii="Courier New" w:hAnsi="Courier New" w:cs="Courier New"/>
+              </w:rPr>
+            </w:pPr>
+            <w:r>
+              <w:rPr>
+                <w:rFonts w:ascii="Courier New" w:hAnsi="Courier New" w:cs="Courier New"/>
+              </w:rPr>
+              <w:t>from Pessoa import Pessoa</w:t>
+            </w:r>
+          </w:p>
+          <w:p>
+            <w:pPr>
+              <w:rPr>
+                <w:rFonts w:ascii="Courier New" w:hAnsi="Courier New" w:cs="Courier New"/>
+              </w:rPr>
+            </w:pPr>
+            <w:r>
+              <w:rPr>
+                <w:rFonts w:ascii="Courier New" w:hAnsi="Courier New" w:cs="Courier New"/>
+              </w:rPr>
+              <w:t>from Data import Data</w:t>
+            </w:r>
+          </w:p>
+          <w:p>
+            <w:pPr>
+              <w:rPr>
+                <w:rFonts w:ascii="Courier New" w:hAnsi="Courier New" w:cs="Courier New"/>
+              </w:rPr>
+            </w:pPr>
+          </w:p>
+          <w:p>
+            <w:pPr>
+              <w:rPr>
+                <w:rFonts w:ascii="Courier New" w:hAnsi="Courier New" w:cs="Courier New"/>
+              </w:rPr>
+            </w:pPr>
+            <w:r>
+              <w:rPr>
+                <w:rFonts w:ascii="Courier New" w:hAnsi="Courier New" w:cs="Courier New"/>
+              </w:rPr>
+              <w:t>a = Pessoa("Omero Francisco Bertol", 'M', Data(False, 30, 11, 1965))</w:t>
+            </w:r>
+          </w:p>
+          <w:p>
+            <w:pPr>
+              <w:rPr>
+                <w:rFonts w:ascii="Courier New" w:hAnsi="Courier New" w:cs="Courier New"/>
+              </w:rPr>
+            </w:pPr>
+            <w:r>
+              <w:rPr>
+                <w:rFonts w:ascii="Courier New" w:hAnsi="Courier New" w:cs="Courier New"/>
+              </w:rPr>
+              <w:t>print(a)</w:t>
+            </w:r>
+          </w:p>
+        </w:tc>
+      </w:tr>
+    </w:tbl>
+    <w:p>
+      <w:r>
+        <w:br w:type="page"/>
+      </w:r>
+    </w:p>
+    <w:tbl>
+      <w:tblPr>
+        <w:tblStyle w:val="Tabelacomgrade"/>
+        <w:tblW w:w="0" w:type="auto"/>
+        <w:tblLook w:val="04A0" w:firstRow="1" w:lastRow="0" w:firstColumn="1" w:lastColumn="0" w:noHBand="0" w:noVBand="1"/>
+      </w:tblPr>
+      <w:tblGrid>
+        <w:gridCol w:w="9016"/>
+      </w:tblGrid>
+      <w:tr>
+        <w:tc>
+          <w:tcPr>
+            <w:tcW w:w="9016" w:type="dxa"/>
+          </w:tcPr>
+          <w:p>
+            <w:r>
+              <w:rPr>
+                <w:b/>
+                <w:bCs/>
+                <w:u w:val="single"/>
+              </w:rPr>
+              <w:lastRenderedPageBreak/>
               <w:t>PacienteIMC.py</w:t>
             </w:r>
             <w:r>
